--- a/TuStockApp_Funcionalidades_para_Distribuidoras.docx
+++ b/TuStockApp_Funcionalidades_para_Distribuidoras.docx
@@ -692,6 +692,66 @@
           </w:p>
         </w:tc>
       </w:tr>
+      <w:tr>
+        <w:tc>
+          <w:tcPr>
+            <w:tcW w:type="dxa" w:w="2950"/>
+            <w:tcBorders>
+              <w:top w:val="single" w:color="D1D5DB" w:sz="2"/>
+              <w:left w:val="single" w:color="D1D5DB" w:sz="2"/>
+              <w:bottom w:val="single" w:color="D1D5DB" w:sz="2"/>
+              <w:right w:val="single" w:color="D1D5DB" w:sz="2"/>
+            </w:tcBorders>
+            <w:tcMar>
+              <w:top w:type="dxa" w:w="100"/>
+              <w:left w:type="dxa" w:w="140"/>
+              <w:bottom w:type="dxa" w:w="100"/>
+              <w:right w:type="dxa" w:w="140"/>
+            </w:tcMar>
+          </w:tcPr>
+          <w:p>
+            <w:pPr>
+              <w:spacing w:line="280"/>
+            </w:pPr>
+            <w:r>
+              <w:rPr>
+                <w:b/>
+                <w:sz w:val="21"/>
+              </w:rPr>
+              <w:t>Promociones con regalo (novedad)</w:t>
+            </w:r>
+          </w:p>
+        </w:tc>
+        <w:tc>
+          <w:tcPr>
+            <w:tcW w:type="dxa" w:w="6890"/>
+            <w:tcBorders>
+              <w:top w:val="single" w:color="D1D5DB" w:sz="2"/>
+              <w:left w:val="single" w:color="D1D5DB" w:sz="2"/>
+              <w:bottom w:val="single" w:color="D1D5DB" w:sz="2"/>
+              <w:right w:val="single" w:color="D1D5DB" w:sz="2"/>
+            </w:tcBorders>
+            <w:tcMar>
+              <w:top w:type="dxa" w:w="100"/>
+              <w:left w:type="dxa" w:w="140"/>
+              <w:bottom w:type="dxa" w:w="100"/>
+              <w:right w:type="dxa" w:w="140"/>
+            </w:tcMar>
+          </w:tcPr>
+          <w:p>
+            <w:pPr>
+              <w:spacing w:line="280"/>
+            </w:pPr>
+            <w:r>
+              <w:rPr>
+                <w:b w:val="0"/>
+                <w:sz w:val="21"/>
+              </w:rPr>
+              <w:t>Le podés activar a un producto una promoción con un texto libre — por ejemplo un regalo que te da la marca ("Llevate de regalo un marcador Bic") o un 2x1 puntual. Se muestra destacada en tu catálogo para todos tus clientes, y en el momento en que la activás se les manda automáticamente un aviso al celular a los que tengan notificaciones activadas, sin que vos les tengas que avisar uno por uno.</w:t>
+            </w:r>
+          </w:p>
+        </w:tc>
+      </w:tr>
     </w:tbl>
     <w:p>
       <w:pPr>
@@ -2574,6 +2634,66 @@
                 <w:sz w:val="21"/>
               </w:rPr>
               <w:t>Además del catálogo, tienen un botón para escribirte por WhatsApp ante alguna consulta puntual — no lo usan para hacer pedidos, eso sigue yendo por el catálogo.</w:t>
+            </w:r>
+          </w:p>
+        </w:tc>
+      </w:tr>
+      <w:tr>
+        <w:tc>
+          <w:tcPr>
+            <w:tcW w:type="dxa" w:w="2950"/>
+            <w:tcBorders>
+              <w:top w:val="single" w:color="D1D5DB" w:sz="2"/>
+              <w:left w:val="single" w:color="D1D5DB" w:sz="2"/>
+              <w:bottom w:val="single" w:color="D1D5DB" w:sz="2"/>
+              <w:right w:val="single" w:color="D1D5DB" w:sz="2"/>
+            </w:tcBorders>
+            <w:tcMar>
+              <w:top w:type="dxa" w:w="100"/>
+              <w:left w:type="dxa" w:w="140"/>
+              <w:bottom w:type="dxa" w:w="100"/>
+              <w:right w:type="dxa" w:w="140"/>
+            </w:tcMar>
+          </w:tcPr>
+          <w:p>
+            <w:pPr>
+              <w:spacing w:line="280"/>
+            </w:pPr>
+            <w:r>
+              <w:rPr>
+                <w:b/>
+                <w:sz w:val="21"/>
+              </w:rPr>
+              <w:t>Ver promociones destacadas (novedad)</w:t>
+            </w:r>
+          </w:p>
+        </w:tc>
+        <w:tc>
+          <w:tcPr>
+            <w:tcW w:type="dxa" w:w="6890"/>
+            <w:tcBorders>
+              <w:top w:val="single" w:color="D1D5DB" w:sz="2"/>
+              <w:left w:val="single" w:color="D1D5DB" w:sz="2"/>
+              <w:bottom w:val="single" w:color="D1D5DB" w:sz="2"/>
+              <w:right w:val="single" w:color="D1D5DB" w:sz="2"/>
+            </w:tcBorders>
+            <w:tcMar>
+              <w:top w:type="dxa" w:w="100"/>
+              <w:left w:type="dxa" w:w="140"/>
+              <w:bottom w:type="dxa" w:w="100"/>
+              <w:right w:type="dxa" w:w="140"/>
+            </w:tcMar>
+          </w:tcPr>
+          <w:p>
+            <w:pPr>
+              <w:spacing w:line="280"/>
+            </w:pPr>
+            <w:r>
+              <w:rPr>
+                <w:b w:val="0"/>
+                <w:sz w:val="21"/>
+              </w:rPr>
+              <w:t>Si un producto tiene una promoción activa (por ejemplo, un regalo que la marca le da a tu distribuidora), la ven resaltada junto al producto en el catálogo. Si activaron las notificaciones, también reciben un aviso en el celular apenas la promoción arranca.</w:t>
             </w:r>
           </w:p>
         </w:tc>

--- a/TuStockApp_Funcionalidades_para_Distribuidoras.docx
+++ b/TuStockApp_Funcionalidades_para_Distribuidoras.docx
@@ -2694,6 +2694,126 @@
                 <w:sz w:val="21"/>
               </w:rPr>
               <w:t>Si un producto tiene una promoción activa (por ejemplo, un regalo que la marca le da a tu distribuidora), la ven resaltada junto al producto en el catálogo. Si activaron las notificaciones, también reciben un aviso en el celular apenas la promoción arranca.</w:t>
+            </w:r>
+          </w:p>
+        </w:tc>
+      </w:tr>
+      <w:tr>
+        <w:tc>
+          <w:tcPr>
+            <w:tcW w:type="dxa" w:w="2950"/>
+            <w:tcBorders>
+              <w:top w:val="single" w:color="D1D5DB" w:sz="2"/>
+              <w:left w:val="single" w:color="D1D5DB" w:sz="2"/>
+              <w:bottom w:val="single" w:color="D1D5DB" w:sz="2"/>
+              <w:right w:val="single" w:color="D1D5DB" w:sz="2"/>
+            </w:tcBorders>
+            <w:tcMar>
+              <w:top w:type="dxa" w:w="100"/>
+              <w:left w:type="dxa" w:w="140"/>
+              <w:bottom w:type="dxa" w:w="100"/>
+              <w:right w:type="dxa" w:w="140"/>
+            </w:tcMar>
+          </w:tcPr>
+          <w:p>
+            <w:pPr>
+              <w:spacing w:line="280"/>
+            </w:pPr>
+            <w:r>
+              <w:rPr>
+                <w:b/>
+                <w:sz w:val="21"/>
+              </w:rPr>
+              <w:t>Sueles pedir (novedad)</w:t>
+            </w:r>
+          </w:p>
+        </w:tc>
+        <w:tc>
+          <w:tcPr>
+            <w:tcW w:type="dxa" w:w="6890"/>
+            <w:tcBorders>
+              <w:top w:val="single" w:color="D1D5DB" w:sz="2"/>
+              <w:left w:val="single" w:color="D1D5DB" w:sz="2"/>
+              <w:bottom w:val="single" w:color="D1D5DB" w:sz="2"/>
+              <w:right w:val="single" w:color="D1D5DB" w:sz="2"/>
+            </w:tcBorders>
+            <w:tcMar>
+              <w:top w:type="dxa" w:w="100"/>
+              <w:left w:type="dxa" w:w="140"/>
+              <w:bottom w:type="dxa" w:w="100"/>
+              <w:right w:type="dxa" w:w="140"/>
+            </w:tcMar>
+          </w:tcPr>
+          <w:p>
+            <w:pPr>
+              <w:spacing w:line="280"/>
+            </w:pPr>
+            <w:r>
+              <w:rPr>
+                <w:b w:val="0"/>
+                <w:sz w:val="21"/>
+              </w:rPr>
+              <w:t>Arriba del catálogo le aparece una fila con los productos que más pide, armada sola en base a su propio historial de pedidos — los agrega al carrito con un solo toque, sin tener que buscarlos de nuevo cada vez.</w:t>
+            </w:r>
+          </w:p>
+        </w:tc>
+      </w:tr>
+      <w:tr>
+        <w:tc>
+          <w:tcPr>
+            <w:tcW w:type="dxa" w:w="2950"/>
+            <w:tcBorders>
+              <w:top w:val="single" w:color="D1D5DB" w:sz="2"/>
+              <w:left w:val="single" w:color="D1D5DB" w:sz="2"/>
+              <w:bottom w:val="single" w:color="D1D5DB" w:sz="2"/>
+              <w:right w:val="single" w:color="D1D5DB" w:sz="2"/>
+            </w:tcBorders>
+            <w:tcMar>
+              <w:top w:type="dxa" w:w="100"/>
+              <w:left w:type="dxa" w:w="140"/>
+              <w:bottom w:type="dxa" w:w="100"/>
+              <w:right w:type="dxa" w:w="140"/>
+            </w:tcMar>
+          </w:tcPr>
+          <w:p>
+            <w:pPr>
+              <w:spacing w:line="280"/>
+            </w:pPr>
+            <w:r>
+              <w:rPr>
+                <w:b/>
+                <w:sz w:val="21"/>
+              </w:rPr>
+              <w:t>Avisame cuando llegue (novedad)</w:t>
+            </w:r>
+          </w:p>
+        </w:tc>
+        <w:tc>
+          <w:tcPr>
+            <w:tcW w:type="dxa" w:w="6890"/>
+            <w:tcBorders>
+              <w:top w:val="single" w:color="D1D5DB" w:sz="2"/>
+              <w:left w:val="single" w:color="D1D5DB" w:sz="2"/>
+              <w:bottom w:val="single" w:color="D1D5DB" w:sz="2"/>
+              <w:right w:val="single" w:color="D1D5DB" w:sz="2"/>
+            </w:tcBorders>
+            <w:tcMar>
+              <w:top w:type="dxa" w:w="100"/>
+              <w:left w:type="dxa" w:w="140"/>
+              <w:bottom w:type="dxa" w:w="100"/>
+              <w:right w:type="dxa" w:w="140"/>
+            </w:tcMar>
+          </w:tcPr>
+          <w:p>
+            <w:pPr>
+              <w:spacing w:line="280"/>
+            </w:pPr>
+            <w:r>
+              <w:rPr>
+                <w:b w:val="0"/>
+                <w:sz w:val="21"/>
+              </w:rPr>
+              <w:t>Si un producto está agotado, se puede anotar para que le avisen. En cuanto vos cargás stock de ese producto de nuevo, le llega automáticamente un aviso al celular — así no se te va a un competidor mientras esperaba.</w:t>
             </w:r>
           </w:p>
         </w:tc>

--- a/TuStockApp_Funcionalidades_para_Distribuidoras.docx
+++ b/TuStockApp_Funcionalidades_para_Distribuidoras.docx
@@ -333,6 +333,72 @@
           </w:p>
         </w:tc>
       </w:tr>
+      <w:tr>
+        <w:tc>
+          <w:tcPr>
+            <w:tcW w:type="dxa" w:w="2950"/>
+            <w:tcBorders>
+              <w:top w:val="single" w:color="D1D5DB" w:sz="2"/>
+              <w:left w:val="single" w:color="D1D5DB" w:sz="2"/>
+              <w:bottom w:val="single" w:color="D1D5DB" w:sz="2"/>
+              <w:right w:val="single" w:color="D1D5DB" w:sz="2"/>
+            </w:tcBorders>
+            <w:tcMar>
+              <w:top w:type="dxa" w:w="100"/>
+              <w:left w:type="dxa" w:w="140"/>
+              <w:bottom w:type="dxa" w:w="100"/>
+              <w:right w:type="dxa" w:w="140"/>
+            </w:tcMar>
+          </w:tcPr>
+          <w:p>
+            <w:pPr>
+              <w:spacing w:line="280"/>
+            </w:pPr>
+            <w:r>
+              <w:rPr>
+                <w:b/>
+                <w:bCs/>
+                <w:color w:val="111827"/>
+                <w:sz w:val="20"/>
+                <w:szCs w:val="20"/>
+              </w:rPr>
+              <w:t xml:space="preserve">Balance Estadístico (novedad)</w:t>
+            </w:r>
+          </w:p>
+        </w:tc>
+        <w:tc>
+          <w:tcPr>
+            <w:tcW w:type="dxa" w:w="6890"/>
+            <w:tcBorders>
+              <w:top w:val="single" w:color="D1D5DB" w:sz="2"/>
+              <w:left w:val="single" w:color="D1D5DB" w:sz="2"/>
+              <w:bottom w:val="single" w:color="D1D5DB" w:sz="2"/>
+              <w:right w:val="single" w:color="D1D5DB" w:sz="2"/>
+            </w:tcBorders>
+            <w:tcMar>
+              <w:top w:type="dxa" w:w="100"/>
+              <w:left w:type="dxa" w:w="140"/>
+              <w:bottom w:type="dxa" w:w="100"/>
+              <w:right w:type="dxa" w:w="140"/>
+            </w:tcMar>
+          </w:tcPr>
+          <w:p>
+            <w:pPr>
+              <w:spacing w:line="280"/>
+            </w:pPr>
+            <w:r>
+              <w:rPr>
+                <w:b w:val="false"/>
+                <w:bCs w:val="false"/>
+                <w:color w:val="374151"/>
+                <w:sz w:val="20"/>
+                <w:szCs w:val="20"/>
+              </w:rPr>
+              <w:t xml:space="preserve">Una sección aparte te muestra el total de pedidos y la facturación de hoy, esta semana y este mes, junto con qué porcentaje de tus clientes activos te compró en cada uno de esos períodos — así sabés con datos reales cuántos clientes están realmente activos antes de definir tus condiciones comerciales. Adentro tenés el mismo desglose pero por cliente: cuántos pedidos te hizo cada uno hoy, esta semana, este mes y en total.</w:t>
+            </w:r>
+          </w:p>
+        </w:tc>
+      </w:tr>
     </w:tbl>
     <w:p>
       <w:pPr>
@@ -1642,7 +1708,67 @@
                 <w:sz w:val="20"/>
                 <w:szCs w:val="20"/>
               </w:rPr>
-              <w:t xml:space="preserve">El sistema detecta cuando un cliente pidió un producto la semana pasada y todavía no lo volvió a pedir esta semana. Te avisa en Notificaciones y, con un clic en "Enviar recordatorio", le manda un aviso directo al celular para que no se olvide de pedirlo de nuevo — el mismo seguimiento que haría un buen vendedor, pero automático.</w:t>
+              <w:t xml:space="preserve">El sistema aprende, cliente por cliente y producto por producto, cada cuántos días suele repetir cada compra — y te avisa un par de días antes de que se cumpla ese ciclo, no recién cuando ya se pasó. Te avisa en Notificaciones y, con un clic en "Enviar recordatorio", le manda un aviso directo al celular — el mismo seguimiento que haría un buen vendedor, pero automático y cada vez más preciso.</w:t>
+            </w:r>
+          </w:p>
+        </w:tc>
+      </w:tr>
+      <w:tr>
+        <w:tc>
+          <w:tcPr>
+            <w:tcW w:type="dxa" w:w="2950"/>
+            <w:tcBorders>
+              <w:top w:val="single" w:color="D1D5DB" w:sz="2"/>
+              <w:left w:val="single" w:color="D1D5DB" w:sz="2"/>
+              <w:bottom w:val="single" w:color="D1D5DB" w:sz="2"/>
+              <w:right w:val="single" w:color="D1D5DB" w:sz="2"/>
+            </w:tcBorders>
+            <w:tcMar>
+              <w:top w:type="dxa" w:w="100"/>
+              <w:left w:type="dxa" w:w="140"/>
+              <w:bottom w:type="dxa" w:w="100"/>
+              <w:right w:type="dxa" w:w="140"/>
+            </w:tcMar>
+          </w:tcPr>
+          <w:p>
+            <w:pPr>
+              <w:spacing w:line="280"/>
+            </w:pPr>
+            <w:r>
+              <w:rPr>
+                <w:b/>
+                <w:sz w:val="21"/>
+              </w:rPr>
+              <w:t>Clientes que se enfriaron (novedad)</w:t>
+            </w:r>
+          </w:p>
+        </w:tc>
+        <w:tc>
+          <w:tcPr>
+            <w:tcW w:type="dxa" w:w="6890"/>
+            <w:tcBorders>
+              <w:top w:val="single" w:color="D1D5DB" w:sz="2"/>
+              <w:left w:val="single" w:color="D1D5DB" w:sz="2"/>
+              <w:bottom w:val="single" w:color="D1D5DB" w:sz="2"/>
+              <w:right w:val="single" w:color="D1D5DB" w:sz="2"/>
+            </w:tcBorders>
+            <w:tcMar>
+              <w:top w:type="dxa" w:w="100"/>
+              <w:left w:type="dxa" w:w="140"/>
+              <w:bottom w:type="dxa" w:w="100"/>
+              <w:right w:type="dxa" w:w="140"/>
+            </w:tcMar>
+          </w:tcPr>
+          <w:p>
+            <w:pPr>
+              <w:spacing w:line="280"/>
+            </w:pPr>
+            <w:r>
+              <w:rPr>
+                <w:b w:val="0"/>
+                <w:sz w:val="21"/>
+              </w:rPr>
+              <w:t>Si un cliente que venía pidiendo seguido no hace ningún pedido en 14 días, te avisa en Notificaciones para que lo llames — antes de perderlo del todo. El aviso es para vos, no le llega nada al cliente.</w:t>
             </w:r>
           </w:p>
         </w:tc>
@@ -2814,6 +2940,186 @@
                 <w:sz w:val="21"/>
               </w:rPr>
               <w:t>Si un producto está agotado, se puede anotar para que le avisen. En cuanto vos cargás stock de ese producto de nuevo, le llega automáticamente un aviso al celular — así no se te va a un competidor mientras esperaba.</w:t>
+            </w:r>
+          </w:p>
+        </w:tc>
+      </w:tr>
+      <w:tr>
+        <w:tc>
+          <w:tcPr>
+            <w:tcW w:type="dxa" w:w="2950"/>
+            <w:tcBorders>
+              <w:top w:val="single" w:color="D1D5DB" w:sz="2"/>
+              <w:left w:val="single" w:color="D1D5DB" w:sz="2"/>
+              <w:bottom w:val="single" w:color="D1D5DB" w:sz="2"/>
+              <w:right w:val="single" w:color="D1D5DB" w:sz="2"/>
+            </w:tcBorders>
+            <w:tcMar>
+              <w:top w:type="dxa" w:w="100"/>
+              <w:left w:type="dxa" w:w="140"/>
+              <w:bottom w:type="dxa" w:w="100"/>
+              <w:right w:type="dxa" w:w="140"/>
+            </w:tcMar>
+          </w:tcPr>
+          <w:p>
+            <w:pPr>
+              <w:spacing w:line="280"/>
+            </w:pPr>
+            <w:r>
+              <w:rPr>
+                <w:b/>
+                <w:sz w:val="21"/>
+              </w:rPr>
+              <w:t>Volver a pedir con un clic (novedad)</w:t>
+            </w:r>
+          </w:p>
+        </w:tc>
+        <w:tc>
+          <w:tcPr>
+            <w:tcW w:type="dxa" w:w="6890"/>
+            <w:tcBorders>
+              <w:top w:val="single" w:color="D1D5DB" w:sz="2"/>
+              <w:left w:val="single" w:color="D1D5DB" w:sz="2"/>
+              <w:bottom w:val="single" w:color="D1D5DB" w:sz="2"/>
+              <w:right w:val="single" w:color="D1D5DB" w:sz="2"/>
+            </w:tcBorders>
+            <w:tcMar>
+              <w:top w:type="dxa" w:w="100"/>
+              <w:left w:type="dxa" w:w="140"/>
+              <w:bottom w:type="dxa" w:w="100"/>
+              <w:right w:type="dxa" w:w="140"/>
+            </w:tcMar>
+          </w:tcPr>
+          <w:p>
+            <w:pPr>
+              <w:spacing w:line="280"/>
+            </w:pPr>
+            <w:r>
+              <w:rPr>
+                <w:b w:val="0"/>
+                <w:sz w:val="21"/>
+              </w:rPr>
+              <w:t>En cada pedido pasado tiene un botón "Volver a pedir" que carga esos mismos productos al carrito con el precio y el stock de hoy — puede ajustar cantidades antes de confirmar. Si algo ya no está disponible, se lo avisa en vez de bloquear el resto.</w:t>
+            </w:r>
+          </w:p>
+        </w:tc>
+      </w:tr>
+      <w:tr>
+        <w:tc>
+          <w:tcPr>
+            <w:tcW w:type="dxa" w:w="2950"/>
+            <w:tcBorders>
+              <w:top w:val="single" w:color="D1D5DB" w:sz="2"/>
+              <w:left w:val="single" w:color="D1D5DB" w:sz="2"/>
+              <w:bottom w:val="single" w:color="D1D5DB" w:sz="2"/>
+              <w:right w:val="single" w:color="D1D5DB" w:sz="2"/>
+            </w:tcBorders>
+            <w:tcMar>
+              <w:top w:type="dxa" w:w="100"/>
+              <w:left w:type="dxa" w:w="140"/>
+              <w:bottom w:type="dxa" w:w="100"/>
+              <w:right w:type="dxa" w:w="140"/>
+            </w:tcMar>
+          </w:tcPr>
+          <w:p>
+            <w:pPr>
+              <w:spacing w:line="280"/>
+            </w:pPr>
+            <w:r>
+              <w:rPr>
+                <w:b/>
+                <w:sz w:val="21"/>
+              </w:rPr>
+              <w:t>Pedido recurrente automático (novedad)</w:t>
+            </w:r>
+          </w:p>
+        </w:tc>
+        <w:tc>
+          <w:tcPr>
+            <w:tcW w:type="dxa" w:w="6890"/>
+            <w:tcBorders>
+              <w:top w:val="single" w:color="D1D5DB" w:sz="2"/>
+              <w:left w:val="single" w:color="D1D5DB" w:sz="2"/>
+              <w:bottom w:val="single" w:color="D1D5DB" w:sz="2"/>
+              <w:right w:val="single" w:color="D1D5DB" w:sz="2"/>
+            </w:tcBorders>
+            <w:tcMar>
+              <w:top w:type="dxa" w:w="100"/>
+              <w:left w:type="dxa" w:w="140"/>
+              <w:bottom w:type="dxa" w:w="100"/>
+              <w:right w:type="dxa" w:w="140"/>
+            </w:tcMar>
+          </w:tcPr>
+          <w:p>
+            <w:pPr>
+              <w:spacing w:line="280"/>
+            </w:pPr>
+            <w:r>
+              <w:rPr>
+                <w:b w:val="0"/>
+                <w:sz w:val="21"/>
+              </w:rPr>
+              <w:t>Desde el carrito puede guardar "repetir este pedido todos los [día]" — un pedido recurrente que se genera solo, cada semana, sin que tenga que volver a entrar a la app. Si algún producto no tiene stock ese día, se saltea solo ese ítem y se le avisa qué faltó. Vos también lo ves reflejado en la ficha de ese cliente (día, productos y última vez que se generó), y tenés un botón "Recordar" para mandarle un aviso puntual al celular si un día todavía no armó su pedido — por si se le pasó o quiere ajustar algo antes de que se genere solo.</w:t>
+            </w:r>
+          </w:p>
+        </w:tc>
+      </w:tr>
+      <w:tr>
+        <w:tc>
+          <w:tcPr>
+            <w:tcW w:type="dxa" w:w="2950"/>
+            <w:tcBorders>
+              <w:top w:val="single" w:color="D1D5DB" w:sz="2"/>
+              <w:left w:val="single" w:color="D1D5DB" w:sz="2"/>
+              <w:bottom w:val="single" w:color="D1D5DB" w:sz="2"/>
+              <w:right w:val="single" w:color="D1D5DB" w:sz="2"/>
+            </w:tcBorders>
+            <w:tcMar>
+              <w:top w:type="dxa" w:w="100"/>
+              <w:left w:type="dxa" w:w="140"/>
+              <w:bottom w:type="dxa" w:w="100"/>
+              <w:right w:type="dxa" w:w="140"/>
+            </w:tcMar>
+          </w:tcPr>
+          <w:p>
+            <w:pPr>
+              <w:spacing w:line="280"/>
+            </w:pPr>
+            <w:r>
+              <w:rPr>
+                <w:b/>
+                <w:sz w:val="21"/>
+              </w:rPr>
+              <w:t>Resumen mensual (novedad)</w:t>
+            </w:r>
+          </w:p>
+        </w:tc>
+        <w:tc>
+          <w:tcPr>
+            <w:tcW w:type="dxa" w:w="6890"/>
+            <w:tcBorders>
+              <w:top w:val="single" w:color="D1D5DB" w:sz="2"/>
+              <w:left w:val="single" w:color="D1D5DB" w:sz="2"/>
+              <w:bottom w:val="single" w:color="D1D5DB" w:sz="2"/>
+              <w:right w:val="single" w:color="D1D5DB" w:sz="2"/>
+            </w:tcBorders>
+            <w:tcMar>
+              <w:top w:type="dxa" w:w="100"/>
+              <w:left w:type="dxa" w:w="140"/>
+              <w:bottom w:type="dxa" w:w="100"/>
+              <w:right w:type="dxa" w:w="140"/>
+            </w:tcMar>
+          </w:tcPr>
+          <w:p>
+            <w:pPr>
+              <w:spacing w:line="280"/>
+            </w:pPr>
+            <w:r>
+              <w:rPr>
+                <w:b w:val="0"/>
+                <w:sz w:val="21"/>
+              </w:rPr>
+              <w:t>El día 1 de cada mes le llega un aviso al celular con cuántos pedidos hizo y cuánto gastó el mes anterior — un cierre de cuentas simple que de paso le recuerda que la app está ahí.</w:t>
             </w:r>
           </w:p>
         </w:tc>

--- a/TuStockApp_Funcionalidades_para_Distribuidoras.docx
+++ b/TuStockApp_Funcionalidades_para_Distribuidoras.docx
@@ -1115,6 +1115,72 @@
           </w:p>
         </w:tc>
       </w:tr>
+      <w:tr>
+        <w:tc>
+          <w:tcPr>
+            <w:tcW w:type="dxa" w:w="2950"/>
+            <w:tcBorders>
+              <w:top w:val="single" w:color="D1D5DB" w:sz="2"/>
+              <w:left w:val="single" w:color="D1D5DB" w:sz="2"/>
+              <w:bottom w:val="single" w:color="D1D5DB" w:sz="2"/>
+              <w:right w:val="single" w:color="D1D5DB" w:sz="2"/>
+            </w:tcBorders>
+            <w:tcMar>
+              <w:top w:type="dxa" w:w="100"/>
+              <w:left w:type="dxa" w:w="140"/>
+              <w:bottom w:type="dxa" w:w="100"/>
+              <w:right w:type="dxa" w:w="140"/>
+            </w:tcMar>
+          </w:tcPr>
+          <w:p>
+            <w:pPr>
+              <w:spacing w:line="280"/>
+            </w:pPr>
+            <w:r>
+              <w:rPr>
+                <w:b/>
+                <w:bCs/>
+                <w:color w:val="111827"/>
+                <w:sz w:val="20"/>
+                <w:szCs w:val="20"/>
+              </w:rPr>
+              <w:t xml:space="preserve">Patrones de compra y pedidos recurrentes (novedad)</w:t>
+            </w:r>
+          </w:p>
+        </w:tc>
+        <w:tc>
+          <w:tcPr>
+            <w:tcW w:type="dxa" w:w="6890"/>
+            <w:tcBorders>
+              <w:top w:val="single" w:color="D1D5DB" w:sz="2"/>
+              <w:left w:val="single" w:color="D1D5DB" w:sz="2"/>
+              <w:bottom w:val="single" w:color="D1D5DB" w:sz="2"/>
+              <w:right w:val="single" w:color="D1D5DB" w:sz="2"/>
+            </w:tcBorders>
+            <w:tcMar>
+              <w:top w:type="dxa" w:w="100"/>
+              <w:left w:type="dxa" w:w="140"/>
+              <w:bottom w:type="dxa" w:w="100"/>
+              <w:right w:type="dxa" w:w="140"/>
+            </w:tcMar>
+          </w:tcPr>
+          <w:p>
+            <w:pPr>
+              <w:spacing w:line="280"/>
+            </w:pPr>
+            <w:r>
+              <w:rPr>
+                <w:b w:val="false"/>
+                <w:bCs w:val="false"/>
+                <w:color w:val="374151"/>
+                <w:sz w:val="20"/>
+                <w:szCs w:val="20"/>
+              </w:rPr>
+              <w:t xml:space="preserve">En la ficha de cada cliente ves sus pedidos recurrentes configurados y, además, los patrones de compra que el sistema detectó solo del historial — cualquier producto que haya pedido 2 veces o más, aunque nunca lo haya armado como recurrente — con cada cuántos días lo suele repetir. Tenés un botón "Recordar" para avisarle por push en el momento, sin esperar a que el sistema decida que ya le toca.</w:t>
+            </w:r>
+          </w:p>
+        </w:tc>
+      </w:tr>
     </w:tbl>
     <w:p>
       <w:pPr>
@@ -1414,6 +1480,72 @@
                 <w:szCs w:val="20"/>
               </w:rPr>
               <w:t xml:space="preserve">Cuando marcás un pedido como “En proceso”, podés cargar (opcionalmente) una fecha y una hora estimada de entrega. Si las completás, tu cliente las ve reflejadas en el seguimiento de ese pedido, para que sepa cuándo esperarlo.</w:t>
+            </w:r>
+          </w:p>
+        </w:tc>
+      </w:tr>
+      <w:tr>
+        <w:tc>
+          <w:tcPr>
+            <w:tcW w:type="dxa" w:w="2950"/>
+            <w:tcBorders>
+              <w:top w:val="single" w:color="D1D5DB" w:sz="2"/>
+              <w:left w:val="single" w:color="D1D5DB" w:sz="2"/>
+              <w:bottom w:val="single" w:color="D1D5DB" w:sz="2"/>
+              <w:right w:val="single" w:color="D1D5DB" w:sz="2"/>
+            </w:tcBorders>
+            <w:tcMar>
+              <w:top w:type="dxa" w:w="100"/>
+              <w:left w:type="dxa" w:w="140"/>
+              <w:bottom w:type="dxa" w:w="100"/>
+              <w:right w:type="dxa" w:w="140"/>
+            </w:tcMar>
+          </w:tcPr>
+          <w:p>
+            <w:pPr>
+              <w:spacing w:line="280"/>
+            </w:pPr>
+            <w:r>
+              <w:rPr>
+                <w:b/>
+                <w:bCs/>
+                <w:color w:val="111827"/>
+                <w:sz w:val="20"/>
+                <w:szCs w:val="20"/>
+              </w:rPr>
+              <w:t xml:space="preserve">Aviso automático al cliente (novedad)</w:t>
+            </w:r>
+          </w:p>
+        </w:tc>
+        <w:tc>
+          <w:tcPr>
+            <w:tcW w:type="dxa" w:w="6890"/>
+            <w:tcBorders>
+              <w:top w:val="single" w:color="D1D5DB" w:sz="2"/>
+              <w:left w:val="single" w:color="D1D5DB" w:sz="2"/>
+              <w:bottom w:val="single" w:color="D1D5DB" w:sz="2"/>
+              <w:right w:val="single" w:color="D1D5DB" w:sz="2"/>
+            </w:tcBorders>
+            <w:tcMar>
+              <w:top w:type="dxa" w:w="100"/>
+              <w:left w:type="dxa" w:w="140"/>
+              <w:bottom w:type="dxa" w:w="100"/>
+              <w:right w:type="dxa" w:w="140"/>
+            </w:tcMar>
+          </w:tcPr>
+          <w:p>
+            <w:pPr>
+              <w:spacing w:line="280"/>
+            </w:pPr>
+            <w:r>
+              <w:rPr>
+                <w:b w:val="false"/>
+                <w:bCs w:val="false"/>
+                <w:color w:val="374151"/>
+                <w:sz w:val="20"/>
+                <w:szCs w:val="20"/>
+              </w:rPr>
+              <w:t xml:space="preserve">Apenas marcás un pedido como "En proceso" (con la fecha y hora estimada, si la cargaste) o "Completado", tu cliente recibe un aviso push al celular sin que vos tengas que avisarle — antes solo se enteraba si entraba a revisar "Mis Pedidos" manualmente.</w:t>
             </w:r>
           </w:p>
         </w:tc>

--- a/TuStockApp_Funcionalidades_para_Distribuidoras.docx
+++ b/TuStockApp_Funcionalidades_para_Distribuidoras.docx
@@ -2829,7 +2829,7 @@
                 <w:sz w:val="20"/>
                 <w:szCs w:val="20"/>
               </w:rPr>
-              <w:t xml:space="preserve">Pueden activar notificaciones en su celular o computadora para que, si un día todavía no te hicieron un pedido, reciban un aviso recordándoselo — así vos no tenés que llamarlos ni escribirles para que no se olviden.</w:t>
+              <w:t>Pueden activar notificaciones en su celular o computadora para que, si un día todavía no te hicieron un pedido, reciban un aviso a las 9:00 y, si a las 15:30 siguen sin pedir, un segundo recordatorio — así vos no tenés que llamarlos ni escribirles para que no se olviden.</w:t>
             </w:r>
           </w:p>
         </w:tc>
